--- a/downloads/DeepTimeBio_Lab.Orientation_Grad.v1.3.docx
+++ b/downloads/DeepTimeBio_Lab.Orientation_Grad.v1.3.docx
@@ -224,7 +224,7 @@
           <w:sz w:val="48"/>
           <w:szCs w:val="48"/>
         </w:rPr>
-        <w:t xml:space="preserve"> Grad </w:t>
+        <w:t xml:space="preserve">Grad </w:t>
       </w:r>
       <w:r>
         <w:rPr>
@@ -780,21 +780,7 @@
         <w:rPr>
           <w:rFonts w:ascii="Roboto" w:hAnsi="Roboto"/>
         </w:rPr>
-        <w:t xml:space="preserve">Get </w:t>
-      </w:r>
-      <w:proofErr w:type="spellStart"/>
-      <w:r>
-        <w:rPr>
-          <w:rFonts w:ascii="Roboto" w:hAnsi="Roboto"/>
-        </w:rPr>
-        <w:t>CatCard</w:t>
-      </w:r>
-      <w:proofErr w:type="spellEnd"/>
-      <w:r>
-        <w:rPr>
-          <w:rFonts w:ascii="Roboto" w:hAnsi="Roboto"/>
-        </w:rPr>
-        <w:t>:</w:t>
+        <w:t>Get CatCard:</w:t>
       </w:r>
     </w:p>
     <w:p>
@@ -889,9 +875,6 @@
       <w:pPr>
         <w:pStyle w:val="ListParagraph"/>
         <w:jc w:val="both"/>
-        <w:rPr>
-          <w:rFonts w:ascii="Roboto" w:hAnsi="Roboto"/>
-        </w:rPr>
       </w:pPr>
       <w:hyperlink r:id="rId12" w:history="1">
         <w:r>
@@ -906,6 +889,43 @@
     <w:p>
       <w:pPr>
         <w:pStyle w:val="ListParagraph"/>
+        <w:numPr>
+          <w:ilvl w:val="0"/>
+          <w:numId w:val="33"/>
+        </w:numPr>
+        <w:jc w:val="both"/>
+        <w:rPr>
+          <w:rFonts w:ascii="Roboto" w:hAnsi="Roboto"/>
+        </w:rPr>
+      </w:pPr>
+      <w:r>
+        <w:rPr>
+          <w:rFonts w:ascii="Roboto" w:hAnsi="Roboto"/>
+        </w:rPr>
+        <w:t>Key request</w:t>
+      </w:r>
+    </w:p>
+    <w:p>
+      <w:pPr>
+        <w:pStyle w:val="ListParagraph"/>
+        <w:jc w:val="both"/>
+        <w:rPr>
+          <w:rFonts w:ascii="Roboto" w:hAnsi="Roboto"/>
+        </w:rPr>
+      </w:pPr>
+      <w:hyperlink r:id="rId13" w:history="1">
+        <w:r>
+          <w:rPr>
+            <w:rStyle w:val="Hyperlink"/>
+            <w:rFonts w:ascii="Roboto" w:hAnsi="Roboto"/>
+          </w:rPr>
+          <w:t>https://www.montana.edu/ufm/fs/facilities_services/campus-key.html</w:t>
+        </w:r>
+      </w:hyperlink>
+    </w:p>
+    <w:p>
+      <w:pPr>
+        <w:pStyle w:val="ListParagraph"/>
         <w:jc w:val="both"/>
         <w:rPr>
           <w:rFonts w:ascii="Roboto" w:hAnsi="Roboto"/>
@@ -1049,7 +1069,37 @@
         <w:rPr>
           <w:rFonts w:ascii="Roboto" w:hAnsi="Roboto"/>
         </w:rPr>
-        <w:t xml:space="preserve">Obtain permission to access the lab drive where </w:t>
+        <w:t>Ask</w:t>
+      </w:r>
+      <w:r>
+        <w:rPr>
+          <w:rFonts w:ascii="Roboto" w:hAnsi="Roboto"/>
+        </w:rPr>
+        <w:t xml:space="preserve"> Chris </w:t>
+      </w:r>
+      <w:r>
+        <w:rPr>
+          <w:rFonts w:ascii="Roboto" w:hAnsi="Roboto"/>
+        </w:rPr>
+        <w:t>for</w:t>
+      </w:r>
+      <w:r>
+        <w:rPr>
+          <w:rFonts w:ascii="Roboto" w:hAnsi="Roboto"/>
+        </w:rPr>
+        <w:t xml:space="preserve"> access </w:t>
+      </w:r>
+      <w:r>
+        <w:rPr>
+          <w:rFonts w:ascii="Roboto" w:hAnsi="Roboto"/>
+        </w:rPr>
+        <w:t xml:space="preserve">to </w:t>
+      </w:r>
+      <w:r>
+        <w:rPr>
+          <w:rFonts w:ascii="Roboto" w:hAnsi="Roboto"/>
+        </w:rPr>
+        <w:t xml:space="preserve">the lab drive where </w:t>
       </w:r>
       <w:r>
         <w:rPr>
@@ -1081,42 +1131,62 @@
         <w:rPr>
           <w:rFonts w:ascii="Roboto" w:hAnsi="Roboto"/>
         </w:rPr>
-        <w:t>A</w:t>
-      </w:r>
-      <w:r>
-        <w:rPr>
-          <w:rFonts w:ascii="Roboto" w:hAnsi="Roboto"/>
-        </w:rPr>
-        <w:t>dd</w:t>
-      </w:r>
-      <w:r>
-        <w:rPr>
-          <w:rFonts w:ascii="Roboto" w:hAnsi="Roboto"/>
-        </w:rPr>
-        <w:t xml:space="preserve"> </w:t>
-      </w:r>
-      <w:r>
-        <w:rPr>
-          <w:rFonts w:ascii="Roboto" w:hAnsi="Roboto"/>
-        </w:rPr>
-        <w:t>the lab calendar to your own to see lab events and deadlines</w:t>
-      </w:r>
-      <w:r>
-        <w:rPr>
-          <w:rFonts w:ascii="Roboto" w:hAnsi="Roboto"/>
-        </w:rPr>
-        <w:t>:</w:t>
+        <w:t>Ask Chris to be added to the Lab’s Slack.</w:t>
       </w:r>
     </w:p>
     <w:p>
       <w:pPr>
         <w:pStyle w:val="ListParagraph"/>
+        <w:numPr>
+          <w:ilvl w:val="0"/>
+          <w:numId w:val="28"/>
+        </w:numPr>
+        <w:ind w:left="720" w:hanging="360"/>
         <w:jc w:val="both"/>
         <w:rPr>
           <w:rFonts w:ascii="Roboto" w:hAnsi="Roboto"/>
         </w:rPr>
       </w:pPr>
-      <w:hyperlink r:id="rId13" w:history="1">
+      <w:r>
+        <w:rPr>
+          <w:rFonts w:ascii="Roboto" w:hAnsi="Roboto"/>
+        </w:rPr>
+        <w:t>A</w:t>
+      </w:r>
+      <w:r>
+        <w:rPr>
+          <w:rFonts w:ascii="Roboto" w:hAnsi="Roboto"/>
+        </w:rPr>
+        <w:t>dd</w:t>
+      </w:r>
+      <w:r>
+        <w:rPr>
+          <w:rFonts w:ascii="Roboto" w:hAnsi="Roboto"/>
+        </w:rPr>
+        <w:t xml:space="preserve"> </w:t>
+      </w:r>
+      <w:r>
+        <w:rPr>
+          <w:rFonts w:ascii="Roboto" w:hAnsi="Roboto"/>
+        </w:rPr>
+        <w:t>the lab calendar to your own to see lab events and deadlines</w:t>
+      </w:r>
+      <w:r>
+        <w:rPr>
+          <w:rFonts w:ascii="Roboto" w:hAnsi="Roboto"/>
+        </w:rPr>
+        <w:t>:</w:t>
+      </w:r>
+    </w:p>
+    <w:p>
+      <w:pPr>
+        <w:pStyle w:val="ListParagraph"/>
+        <w:jc w:val="both"/>
+        <w:rPr>
+          <w:rFonts w:ascii="Roboto" w:hAnsi="Roboto"/>
+        </w:rPr>
+      </w:pPr>
+      <w:hyperlink r:id="rId14" w:history="1">
         <w:r>
           <w:rPr>
             <w:rStyle w:val="Hyperlink"/>
@@ -1134,8 +1204,148 @@
           <w:numId w:val="28"/>
         </w:numPr>
         <w:ind w:left="720" w:hanging="360"/>
+        <w:rPr>
+          <w:rFonts w:ascii="Roboto" w:eastAsia="Calibri" w:hAnsi="Roboto" w:cs="Calibri"/>
+        </w:rPr>
+      </w:pPr>
+      <w:r>
+        <w:rPr>
+          <w:rFonts w:ascii="Roboto" w:eastAsia="Calibri" w:hAnsi="Roboto" w:cs="Calibri"/>
+        </w:rPr>
+        <w:lastRenderedPageBreak/>
+        <w:t>G</w:t>
+      </w:r>
+      <w:r>
+        <w:rPr>
+          <w:rFonts w:ascii="Roboto" w:eastAsia="Calibri" w:hAnsi="Roboto" w:cs="Calibri"/>
+        </w:rPr>
+        <w:t xml:space="preserve">et access to the lab's shared </w:t>
+      </w:r>
+      <w:r>
+        <w:rPr>
+          <w:rFonts w:ascii="Roboto" w:eastAsia="Calibri" w:hAnsi="Roboto" w:cs="Calibri"/>
+        </w:rPr>
+        <w:t xml:space="preserve">Zotero </w:t>
+      </w:r>
+      <w:r>
+        <w:rPr>
+          <w:rFonts w:ascii="Roboto" w:eastAsia="Calibri" w:hAnsi="Roboto" w:cs="Calibri"/>
+        </w:rPr>
+        <w:t>library</w:t>
+      </w:r>
+      <w:r>
+        <w:rPr>
+          <w:rFonts w:ascii="Roboto" w:eastAsia="Calibri" w:hAnsi="Roboto" w:cs="Calibri"/>
+        </w:rPr>
+        <w:t xml:space="preserve"> (ask Chris for an invite)</w:t>
+      </w:r>
+    </w:p>
+    <w:p>
+      <w:pPr>
+        <w:pStyle w:val="ListParagraph"/>
+        <w:numPr>
+          <w:ilvl w:val="0"/>
+          <w:numId w:val="28"/>
+        </w:numPr>
+        <w:ind w:left="720" w:hanging="360"/>
         <w:jc w:val="both"/>
         <w:rPr>
+          <w:rStyle w:val="moduletitlelink"/>
+          <w:rFonts w:ascii="Roboto" w:eastAsia="Calibri" w:hAnsi="Roboto" w:cs="Calibri"/>
+        </w:rPr>
+      </w:pPr>
+      <w:r>
+        <w:rPr>
+          <w:rStyle w:val="moduletitlelink"/>
+          <w:rFonts w:ascii="Roboto" w:eastAsia="Calibri" w:hAnsi="Roboto" w:cs="Calibri"/>
+        </w:rPr>
+        <w:t xml:space="preserve">Get an account and training on the </w:t>
+      </w:r>
+      <w:r>
+        <w:rPr>
+          <w:rStyle w:val="moduletitlelink"/>
+          <w:rFonts w:ascii="Roboto" w:eastAsia="Calibri" w:hAnsi="Roboto" w:cs="Calibri"/>
+        </w:rPr>
+        <w:t>Tempest cluster</w:t>
+      </w:r>
+    </w:p>
+    <w:p>
+      <w:pPr>
+        <w:pStyle w:val="ListParagraph"/>
+        <w:numPr>
+          <w:ilvl w:val="0"/>
+          <w:numId w:val="34"/>
+        </w:numPr>
+        <w:ind w:left="1080"/>
+        <w:jc w:val="both"/>
+        <w:rPr>
+          <w:rStyle w:val="Hyperlink"/>
+          <w:rFonts w:ascii="Roboto" w:eastAsia="Calibri" w:hAnsi="Roboto" w:cs="Calibri"/>
+          <w:color w:val="auto"/>
+          <w:u w:val="none"/>
+        </w:rPr>
+      </w:pPr>
+      <w:hyperlink r:id="rId15" w:history="1">
+        <w:r>
+          <w:rPr>
+            <w:rStyle w:val="Hyperlink"/>
+            <w:rFonts w:ascii="Roboto" w:eastAsia="Calibri" w:hAnsi="Roboto" w:cs="Calibri"/>
+          </w:rPr>
+          <w:t>https://www.montana.edu/uit/rci/tempest/</w:t>
+        </w:r>
+      </w:hyperlink>
+    </w:p>
+    <w:p>
+      <w:pPr>
+        <w:pStyle w:val="ListParagraph"/>
+        <w:numPr>
+          <w:ilvl w:val="0"/>
+          <w:numId w:val="34"/>
+        </w:numPr>
+        <w:ind w:left="1080"/>
+        <w:jc w:val="both"/>
+        <w:rPr>
+          <w:rStyle w:val="moduletitlelink"/>
+          <w:rFonts w:ascii="Roboto" w:eastAsia="Calibri" w:hAnsi="Roboto" w:cs="Calibri"/>
+        </w:rPr>
+      </w:pPr>
+      <w:r>
+        <w:rPr>
+          <w:rFonts w:ascii="Roboto" w:eastAsia="Calibri" w:hAnsi="Roboto" w:cs="Calibri"/>
+        </w:rPr>
+        <w:t>Cisco VPN</w:t>
+      </w:r>
+      <w:r>
+        <w:rPr>
+          <w:rFonts w:ascii="Roboto" w:eastAsia="Calibri" w:hAnsi="Roboto" w:cs="Calibri"/>
+        </w:rPr>
+        <w:t>:</w:t>
+      </w:r>
+      <w:r>
+        <w:rPr>
+          <w:rStyle w:val="Hyperlink"/>
+          <w:rFonts w:ascii="Roboto" w:eastAsia="Calibri" w:hAnsi="Roboto" w:cs="Calibri"/>
+        </w:rPr>
+        <w:t xml:space="preserve"> </w:t>
+      </w:r>
+      <w:r>
+        <w:rPr>
+          <w:rStyle w:val="Hyperlink"/>
+          <w:rFonts w:ascii="Roboto" w:eastAsia="Calibri" w:hAnsi="Roboto" w:cs="Calibri"/>
+        </w:rPr>
+        <w:t>https://www.montana.edu/uit/computing/desktop/vpn/index.html</w:t>
+      </w:r>
+    </w:p>
+    <w:p>
+      <w:pPr>
+        <w:pStyle w:val="ListParagraph"/>
+        <w:numPr>
+          <w:ilvl w:val="0"/>
+          <w:numId w:val="28"/>
+        </w:numPr>
+        <w:ind w:left="720" w:hanging="360"/>
+        <w:jc w:val="both"/>
+        <w:rPr>
           <w:rFonts w:ascii="Roboto" w:hAnsi="Roboto"/>
         </w:rPr>
       </w:pPr>
@@ -1179,13 +1389,7 @@
         <w:rPr>
           <w:rFonts w:ascii="Roboto" w:hAnsi="Roboto"/>
         </w:rPr>
-        <w:t>. All the software is free</w:t>
-      </w:r>
-      <w:r>
-        <w:rPr>
-          <w:rFonts w:ascii="Roboto" w:hAnsi="Roboto"/>
-        </w:rPr>
-        <w:t>:</w:t>
+        <w:t>. All the software is free:</w:t>
       </w:r>
     </w:p>
     <w:p>
@@ -1225,7 +1429,7 @@
         </w:rPr>
         <w:t>Zotero (</w:t>
       </w:r>
-      <w:hyperlink r:id="rId14" w:history="1">
+      <w:hyperlink r:id="rId16" w:history="1">
         <w:r>
           <w:rPr>
             <w:rStyle w:val="Hyperlink"/>
@@ -1243,14 +1447,6 @@
     </w:p>
     <w:p>
       <w:pPr>
-        <w:jc w:val="both"/>
-        <w:rPr>
-          <w:rFonts w:ascii="Roboto" w:eastAsia="Calibri" w:hAnsi="Roboto" w:cs="Calibri"/>
-        </w:rPr>
-      </w:pPr>
-    </w:p>
-    <w:p>
-      <w:pPr>
         <w:numPr>
           <w:ilvl w:val="1"/>
           <w:numId w:val="32"/>
@@ -1286,7 +1482,7 @@
         </w:rPr>
         <w:t>Notepad++ (</w:t>
       </w:r>
-      <w:hyperlink r:id="rId15" w:history="1">
+      <w:hyperlink r:id="rId17" w:history="1">
         <w:r>
           <w:rPr>
             <w:rStyle w:val="Hyperlink"/>
@@ -1314,7 +1510,7 @@
         </w:rPr>
         <w:t>Sublime Text (</w:t>
       </w:r>
-      <w:hyperlink r:id="rId16" w:history="1">
+      <w:hyperlink r:id="rId18" w:history="1">
         <w:r>
           <w:rPr>
             <w:rStyle w:val="Hyperlink"/>
@@ -1349,7 +1545,7 @@
         </w:rPr>
         <w:t xml:space="preserve">Affinity Studio for graphics: </w:t>
       </w:r>
-      <w:hyperlink r:id="rId17" w:history="1">
+      <w:hyperlink r:id="rId19" w:history="1">
         <w:r>
           <w:rPr>
             <w:rStyle w:val="Hyperlink"/>
@@ -1430,145 +1626,6 @@
           <w:numId w:val="28"/>
         </w:numPr>
         <w:ind w:left="720" w:hanging="360"/>
-        <w:rPr>
-          <w:rFonts w:ascii="Roboto" w:eastAsia="Calibri" w:hAnsi="Roboto" w:cs="Calibri"/>
-        </w:rPr>
-      </w:pPr>
-      <w:r>
-        <w:rPr>
-          <w:rFonts w:ascii="Roboto" w:eastAsia="Calibri" w:hAnsi="Roboto" w:cs="Calibri"/>
-        </w:rPr>
-        <w:t>G</w:t>
-      </w:r>
-      <w:r>
-        <w:rPr>
-          <w:rFonts w:ascii="Roboto" w:eastAsia="Calibri" w:hAnsi="Roboto" w:cs="Calibri"/>
-        </w:rPr>
-        <w:t xml:space="preserve">et access to the lab's shared </w:t>
-      </w:r>
-      <w:r>
-        <w:rPr>
-          <w:rFonts w:ascii="Roboto" w:eastAsia="Calibri" w:hAnsi="Roboto" w:cs="Calibri"/>
-        </w:rPr>
-        <w:t xml:space="preserve">Zotero </w:t>
-      </w:r>
-      <w:r>
-        <w:rPr>
-          <w:rFonts w:ascii="Roboto" w:eastAsia="Calibri" w:hAnsi="Roboto" w:cs="Calibri"/>
-        </w:rPr>
-        <w:t>library</w:t>
-      </w:r>
-      <w:r>
-        <w:rPr>
-          <w:rFonts w:ascii="Roboto" w:eastAsia="Calibri" w:hAnsi="Roboto" w:cs="Calibri"/>
-        </w:rPr>
-        <w:t xml:space="preserve"> (ask Chris for an invite)</w:t>
-      </w:r>
-    </w:p>
-    <w:p>
-      <w:pPr>
-        <w:pStyle w:val="ListParagraph"/>
-        <w:numPr>
-          <w:ilvl w:val="0"/>
-          <w:numId w:val="28"/>
-        </w:numPr>
-        <w:ind w:left="720" w:hanging="360"/>
-        <w:jc w:val="both"/>
-        <w:rPr>
-          <w:rStyle w:val="moduletitlelink"/>
-          <w:rFonts w:ascii="Roboto" w:eastAsia="Calibri" w:hAnsi="Roboto" w:cs="Calibri"/>
-        </w:rPr>
-      </w:pPr>
-      <w:r>
-        <w:rPr>
-          <w:rStyle w:val="moduletitlelink"/>
-          <w:rFonts w:ascii="Roboto" w:eastAsia="Calibri" w:hAnsi="Roboto" w:cs="Calibri"/>
-        </w:rPr>
-        <w:t xml:space="preserve">Get an account and training on the </w:t>
-      </w:r>
-      <w:r>
-        <w:rPr>
-          <w:rStyle w:val="moduletitlelink"/>
-          <w:rFonts w:ascii="Roboto" w:eastAsia="Calibri" w:hAnsi="Roboto" w:cs="Calibri"/>
-        </w:rPr>
-        <w:t>Tempest cluster</w:t>
-      </w:r>
-    </w:p>
-    <w:p>
-      <w:pPr>
-        <w:pStyle w:val="ListParagraph"/>
-        <w:numPr>
-          <w:ilvl w:val="0"/>
-          <w:numId w:val="34"/>
-        </w:numPr>
-        <w:ind w:left="1080"/>
-        <w:jc w:val="both"/>
-        <w:rPr>
-          <w:rStyle w:val="Hyperlink"/>
-          <w:rFonts w:ascii="Roboto" w:eastAsia="Calibri" w:hAnsi="Roboto" w:cs="Calibri"/>
-          <w:color w:val="auto"/>
-          <w:u w:val="none"/>
-        </w:rPr>
-      </w:pPr>
-      <w:hyperlink r:id="rId18" w:history="1">
-        <w:r>
-          <w:rPr>
-            <w:rStyle w:val="Hyperlink"/>
-            <w:rFonts w:ascii="Roboto" w:eastAsia="Calibri" w:hAnsi="Roboto" w:cs="Calibri"/>
-          </w:rPr>
-          <w:t>https://www.montana.edu/uit/rci/tempest/</w:t>
-        </w:r>
-      </w:hyperlink>
-    </w:p>
-    <w:p>
-      <w:pPr>
-        <w:pStyle w:val="ListParagraph"/>
-        <w:numPr>
-          <w:ilvl w:val="0"/>
-          <w:numId w:val="34"/>
-        </w:numPr>
-        <w:ind w:left="1080"/>
-        <w:jc w:val="both"/>
-        <w:rPr>
-          <w:rStyle w:val="moduletitlelink"/>
-          <w:rFonts w:ascii="Roboto" w:eastAsia="Calibri" w:hAnsi="Roboto" w:cs="Calibri"/>
-        </w:rPr>
-      </w:pPr>
-      <w:r>
-        <w:rPr>
-          <w:rFonts w:ascii="Roboto" w:eastAsia="Calibri" w:hAnsi="Roboto" w:cs="Calibri"/>
-        </w:rPr>
-        <w:t>Cisco VPN</w:t>
-      </w:r>
-      <w:r>
-        <w:rPr>
-          <w:rFonts w:ascii="Roboto" w:eastAsia="Calibri" w:hAnsi="Roboto" w:cs="Calibri"/>
-        </w:rPr>
-        <w:t>:</w:t>
-      </w:r>
-      <w:r>
-        <w:rPr>
-          <w:rStyle w:val="Hyperlink"/>
-          <w:rFonts w:ascii="Roboto" w:eastAsia="Calibri" w:hAnsi="Roboto" w:cs="Calibri"/>
-        </w:rPr>
-        <w:t xml:space="preserve"> </w:t>
-      </w:r>
-      <w:r>
-        <w:rPr>
-          <w:rStyle w:val="Hyperlink"/>
-          <w:rFonts w:ascii="Roboto" w:eastAsia="Calibri" w:hAnsi="Roboto" w:cs="Calibri"/>
-        </w:rPr>
-        <w:t>https://www.montana.edu/uit/computing/desktop/vpn/index.html</w:t>
-      </w:r>
-    </w:p>
-    <w:p>
-      <w:pPr>
-        <w:pStyle w:val="ListParagraph"/>
-        <w:numPr>
-          <w:ilvl w:val="0"/>
-          <w:numId w:val="28"/>
-        </w:numPr>
-        <w:ind w:left="720" w:hanging="360"/>
         <w:jc w:val="both"/>
         <w:rPr>
           <w:rFonts w:ascii="Roboto" w:hAnsi="Roboto"/>
@@ -1672,21 +1729,7 @@
         <w:rPr>
           <w:rFonts w:ascii="Roboto" w:hAnsi="Roboto"/>
         </w:rPr>
-        <w:t>3. TCP/IP, Hostname/</w:t>
-      </w:r>
-      <w:proofErr w:type="spellStart"/>
-      <w:r>
-        <w:rPr>
-          <w:rFonts w:ascii="Roboto" w:hAnsi="Roboto"/>
-        </w:rPr>
-        <w:t>portname</w:t>
-      </w:r>
-      <w:proofErr w:type="spellEnd"/>
-      <w:r>
-        <w:rPr>
-          <w:rFonts w:ascii="Roboto" w:hAnsi="Roboto"/>
-        </w:rPr>
-        <w:t>: ESCI_TRAP226_CN5860.MSU.MONTANA.EDU</w:t>
+        <w:t>3. TCP/IP, Hostname/portname: ESCI_TRAP226_CN5860.MSU.MONTANA.EDU</w:t>
       </w:r>
     </w:p>
     <w:p>
@@ -1751,33 +1794,13 @@
           <w:iCs/>
         </w:rPr>
       </w:pPr>
-      <w:proofErr w:type="spellStart"/>
-      <w:proofErr w:type="gramStart"/>
       <w:r>
         <w:rPr>
           <w:rFonts w:ascii="Roboto" w:eastAsia="Calibri" w:hAnsi="Roboto" w:cs="Calibri"/>
           <w:i/>
           <w:iCs/>
         </w:rPr>
-        <w:t>Laserjet</w:t>
-      </w:r>
-      <w:proofErr w:type="spellEnd"/>
-      <w:r>
-        <w:rPr>
-          <w:rFonts w:ascii="Roboto" w:eastAsia="Calibri" w:hAnsi="Roboto" w:cs="Calibri"/>
-          <w:i/>
-          <w:iCs/>
-        </w:rPr>
-        <w:t xml:space="preserve">  Pro</w:t>
-      </w:r>
-      <w:proofErr w:type="gramEnd"/>
-      <w:r>
-        <w:rPr>
-          <w:rFonts w:ascii="Roboto" w:eastAsia="Calibri" w:hAnsi="Roboto" w:cs="Calibri"/>
-          <w:i/>
-          <w:iCs/>
-        </w:rPr>
-        <w:t xml:space="preserve"> M402dne</w:t>
+        <w:t>Laserjet Pro M402dne</w:t>
       </w:r>
     </w:p>
     <w:p>
@@ -1798,7 +1821,7 @@
         </w:rPr>
         <w:t xml:space="preserve">Download printer driver: </w:t>
       </w:r>
-      <w:hyperlink r:id="rId19" w:history="1">
+      <w:hyperlink r:id="rId20" w:history="1">
         <w:r>
           <w:rPr>
             <w:rStyle w:val="Hyperlink"/>
@@ -2012,8 +2035,8 @@
       </w:pPr>
     </w:p>
     <w:sectPr>
-      <w:footerReference w:type="even" r:id="rId20"/>
-      <w:footerReference w:type="default" r:id="rId21"/>
+      <w:footerReference w:type="even" r:id="rId21"/>
+      <w:footerReference w:type="default" r:id="rId22"/>
       <w:pgSz w:w="12240" w:h="15840"/>
       <w:pgMar w:top="1080" w:right="1080" w:bottom="1080" w:left="1080" w:header="0" w:footer="0" w:gutter="0"/>
       <w:pgNumType w:start="1"/>
